--- a/PRDs/FU/CBM-Domain-PRD-Fundraising.docx
+++ b/PRDs/FU/CBM-Domain-PRD-Fundraising.docx
@@ -317,7 +317,7 @@
                 <w:b w:val="false"/>
                 <w:bCs w:val="false"/>
               </w:rPr>
-              <w:t xml:space="preserve">Draft — awaiting Phase 8 Stakeholder Review</w:t>
+              <w:t xml:space="preserve">Approved — Phase 8 Stakeholder Review complete (05-01-26)</w:t>
             </w:r>
           </w:p>
         </w:tc>
@@ -372,7 +372,7 @@
                 <w:b w:val="false"/>
                 <w:bCs w:val="false"/>
               </w:rPr>
-              <w:t xml:space="preserve">05-01-26 04:55</w:t>
+              <w:t xml:space="preserve">05-01-26 14:56</w:t>
             </w:r>
           </w:p>
         </w:tc>
@@ -23346,6 +23346,86 @@
                 <w:bCs/>
               </w:rPr>
               <w:t xml:space="preserve">Changes</w:t>
+            </w:r>
+          </w:p>
+        </w:tc>
+      </w:tr>
+      <w:tr>
+        <w:tc>
+          <w:tcPr>
+            <w:tcW w:type="dxa" w:w="800"/>
+            <w:tcBorders>
+              <w:top w:val="single" w:color="999999" w:sz="4"/>
+              <w:left w:val="single" w:color="999999" w:sz="4"/>
+              <w:bottom w:val="single" w:color="999999" w:sz="4"/>
+              <w:right w:val="single" w:color="999999" w:sz="4"/>
+            </w:tcBorders>
+            <w:tcMar>
+              <w:top w:type="dxa" w:w="80"/>
+              <w:left w:type="dxa" w:w="120"/>
+              <w:bottom w:type="dxa" w:w="80"/>
+              <w:right w:type="dxa" w:w="120"/>
+            </w:tcMar>
+          </w:tcPr>
+          <w:p>
+            <w:r>
+              <w:rPr>
+                <w:b w:val="false"/>
+                <w:bCs w:val="false"/>
+              </w:rPr>
+              <w:t xml:space="preserve">1.0 P8</w:t>
+            </w:r>
+          </w:p>
+        </w:tc>
+        <w:tc>
+          <w:tcPr>
+            <w:tcW w:type="dxa" w:w="1500"/>
+            <w:tcBorders>
+              <w:top w:val="single" w:color="999999" w:sz="4"/>
+              <w:left w:val="single" w:color="999999" w:sz="4"/>
+              <w:bottom w:val="single" w:color="999999" w:sz="4"/>
+              <w:right w:val="single" w:color="999999" w:sz="4"/>
+            </w:tcBorders>
+            <w:tcMar>
+              <w:top w:type="dxa" w:w="80"/>
+              <w:left w:type="dxa" w:w="120"/>
+              <w:bottom w:type="dxa" w:w="80"/>
+              <w:right w:type="dxa" w:w="120"/>
+            </w:tcMar>
+          </w:tcPr>
+          <w:p>
+            <w:r>
+              <w:rPr>
+                <w:b w:val="false"/>
+                <w:bCs w:val="false"/>
+              </w:rPr>
+              <w:t xml:space="preserve">05-01-26 14:56</w:t>
+            </w:r>
+          </w:p>
+        </w:tc>
+        <w:tc>
+          <w:tcPr>
+            <w:tcW w:type="dxa" w:w="7060"/>
+            <w:tcBorders>
+              <w:top w:val="single" w:color="999999" w:sz="4"/>
+              <w:left w:val="single" w:color="999999" w:sz="4"/>
+              <w:bottom w:val="single" w:color="999999" w:sz="4"/>
+              <w:right w:val="single" w:color="999999" w:sz="4"/>
+            </w:tcBorders>
+            <w:tcMar>
+              <w:top w:type="dxa" w:w="80"/>
+              <w:left w:type="dxa" w:w="120"/>
+              <w:bottom w:type="dxa" w:w="80"/>
+              <w:right w:type="dxa" w:w="120"/>
+            </w:tcMar>
+          </w:tcPr>
+          <w:p>
+            <w:r>
+              <w:rPr>
+                <w:b w:val="false"/>
+                <w:bCs w:val="false"/>
+              </w:rPr>
+              <w:t xml:space="preserve">Phase 8 Stakeholder Review complete. Document reviewed end-to-end by Doug Bower (project lead and Donor / Sponsor Coordinator) on 05-01-26. No major concerns surfaced. The only concern raised — doubt that the implementation tooling will be able to build all the features described into the CRM — is an implementation-feasibility question to be addressed during Phase 9 YAML Generation, not a Domain PRD defect. No Domain PRD edits required from review. Status field updated from "Draft — awaiting Phase 8 Stakeholder Review" to "Approved — Phase 8 Stakeholder Review complete (05-01-26)". Document content unchanged. Document version unchanged at v1.0; the "P8" suffix in this row indicates the approval-status row separately from any content-revision row. Advances to Phase 9 YAML Generation.</w:t>
             </w:r>
           </w:p>
         </w:tc>

--- a/PRDs/FU/CBM-Domain-PRD-Fundraising.docx
+++ b/PRDs/FU/CBM-Domain-PRD-Fundraising.docx
@@ -262,7 +262,7 @@
                 <w:b w:val="false"/>
                 <w:bCs w:val="false"/>
               </w:rPr>
-              <w:t xml:space="preserve">1.0</w:t>
+              <w:t xml:space="preserve">1.1</w:t>
             </w:r>
           </w:p>
         </w:tc>
@@ -372,7 +372,7 @@
                 <w:b w:val="false"/>
                 <w:bCs w:val="false"/>
               </w:rPr>
-              <w:t xml:space="preserve">05-01-26 14:56</w:t>
+              <w:t xml:space="preserve">05-05-26 18:10</w:t>
             </w:r>
           </w:p>
         </w:tc>
@@ -8770,6 +8770,1027 @@
           <w:b w:val="false"/>
           <w:bCs w:val="false"/>
         </w:rPr>
+        <w:t xml:space="preserve">Entity Relationships</w:t>
+      </w:r>
+    </w:p>
+    <w:p>
+      <w:r>
+        <w:rPr>
+          <w:b w:val="false"/>
+          <w:bCs w:val="false"/>
+        </w:rPr>
+        <w:t xml:space="preserve">The relationships among entities in the Fundraising domain are summarized below. Relationships set the structural context within which the per-entity field tables that follow operate. The table is filtered to FU-domain-relevant relationships only; MN-only, MR-only, and CR-only relationships among shared entities (Contact, Account) are documented in their respective Domain PRDs.</w:t>
+      </w:r>
+    </w:p>
+    <w:tbl>
+      <w:tblPr>
+        <w:tblW w:type="dxa" w:w="9360"/>
+        <w:tblBorders>
+          <w:top w:val="single" w:color="auto" w:sz="4"/>
+          <w:left w:val="single" w:color="auto" w:sz="4"/>
+          <w:bottom w:val="single" w:color="auto" w:sz="4"/>
+          <w:right w:val="single" w:color="auto" w:sz="4"/>
+          <w:insideH w:val="single" w:color="auto" w:sz="4"/>
+          <w:insideV w:val="single" w:color="auto" w:sz="4"/>
+        </w:tblBorders>
+      </w:tblPr>
+      <w:tblGrid>
+        <w:gridCol w:w="2300"/>
+        <w:gridCol w:w="1500"/>
+        <w:gridCol w:w="1300"/>
+        <w:gridCol w:w="2700"/>
+        <w:gridCol w:w="1560"/>
+      </w:tblGrid>
+      <w:tr>
+        <w:trPr>
+          <w:tblHeader/>
+        </w:trPr>
+        <w:tc>
+          <w:tcPr>
+            <w:tcW w:type="dxa" w:w="2300"/>
+            <w:tcBorders>
+              <w:top w:val="single" w:color="999999" w:sz="4"/>
+              <w:left w:val="single" w:color="999999" w:sz="4"/>
+              <w:bottom w:val="single" w:color="999999" w:sz="4"/>
+              <w:right w:val="single" w:color="999999" w:sz="4"/>
+            </w:tcBorders>
+            <w:shd w:fill="E7E6E6" w:val="clear"/>
+            <w:tcMar>
+              <w:top w:type="dxa" w:w="80"/>
+              <w:left w:type="dxa" w:w="120"/>
+              <w:bottom w:type="dxa" w:w="80"/>
+              <w:right w:type="dxa" w:w="120"/>
+            </w:tcMar>
+          </w:tcPr>
+          <w:p>
+            <w:r>
+              <w:rPr>
+                <w:b/>
+                <w:bCs/>
+              </w:rPr>
+              <w:t xml:space="preserve">Relationship</w:t>
+            </w:r>
+          </w:p>
+        </w:tc>
+        <w:tc>
+          <w:tcPr>
+            <w:tcW w:type="dxa" w:w="1500"/>
+            <w:tcBorders>
+              <w:top w:val="single" w:color="999999" w:sz="4"/>
+              <w:left w:val="single" w:color="999999" w:sz="4"/>
+              <w:bottom w:val="single" w:color="999999" w:sz="4"/>
+              <w:right w:val="single" w:color="999999" w:sz="4"/>
+            </w:tcBorders>
+            <w:shd w:fill="E7E6E6" w:val="clear"/>
+            <w:tcMar>
+              <w:top w:type="dxa" w:w="80"/>
+              <w:left w:type="dxa" w:w="120"/>
+              <w:bottom w:type="dxa" w:w="80"/>
+              <w:right w:type="dxa" w:w="120"/>
+            </w:tcMar>
+          </w:tcPr>
+          <w:p>
+            <w:r>
+              <w:rPr>
+                <w:b/>
+                <w:bCs/>
+              </w:rPr>
+              <w:t xml:space="preserve">Related Entity</w:t>
+            </w:r>
+          </w:p>
+        </w:tc>
+        <w:tc>
+          <w:tcPr>
+            <w:tcW w:type="dxa" w:w="1300"/>
+            <w:tcBorders>
+              <w:top w:val="single" w:color="999999" w:sz="4"/>
+              <w:left w:val="single" w:color="999999" w:sz="4"/>
+              <w:bottom w:val="single" w:color="999999" w:sz="4"/>
+              <w:right w:val="single" w:color="999999" w:sz="4"/>
+            </w:tcBorders>
+            <w:shd w:fill="E7E6E6" w:val="clear"/>
+            <w:tcMar>
+              <w:top w:type="dxa" w:w="80"/>
+              <w:left w:type="dxa" w:w="120"/>
+              <w:bottom w:type="dxa" w:w="80"/>
+              <w:right w:type="dxa" w:w="120"/>
+            </w:tcMar>
+          </w:tcPr>
+          <w:p>
+            <w:r>
+              <w:rPr>
+                <w:b/>
+                <w:bCs/>
+              </w:rPr>
+              <w:t xml:space="preserve">Link Type</w:t>
+            </w:r>
+          </w:p>
+        </w:tc>
+        <w:tc>
+          <w:tcPr>
+            <w:tcW w:type="dxa" w:w="2700"/>
+            <w:tcBorders>
+              <w:top w:val="single" w:color="999999" w:sz="4"/>
+              <w:left w:val="single" w:color="999999" w:sz="4"/>
+              <w:bottom w:val="single" w:color="999999" w:sz="4"/>
+              <w:right w:val="single" w:color="999999" w:sz="4"/>
+            </w:tcBorders>
+            <w:shd w:fill="E7E6E6" w:val="clear"/>
+            <w:tcMar>
+              <w:top w:type="dxa" w:w="80"/>
+              <w:left w:type="dxa" w:w="120"/>
+              <w:bottom w:type="dxa" w:w="80"/>
+              <w:right w:type="dxa" w:w="120"/>
+            </w:tcMar>
+          </w:tcPr>
+          <w:p>
+            <w:r>
+              <w:rPr>
+                <w:b/>
+                <w:bCs/>
+              </w:rPr>
+              <w:t xml:space="preserve">YAML Location</w:t>
+            </w:r>
+          </w:p>
+        </w:tc>
+        <w:tc>
+          <w:tcPr>
+            <w:tcW w:type="dxa" w:w="1560"/>
+            <w:tcBorders>
+              <w:top w:val="single" w:color="999999" w:sz="4"/>
+              <w:left w:val="single" w:color="999999" w:sz="4"/>
+              <w:bottom w:val="single" w:color="999999" w:sz="4"/>
+              <w:right w:val="single" w:color="999999" w:sz="4"/>
+            </w:tcBorders>
+            <w:shd w:fill="E7E6E6" w:val="clear"/>
+            <w:tcMar>
+              <w:top w:type="dxa" w:w="80"/>
+              <w:left w:type="dxa" w:w="120"/>
+              <w:bottom w:type="dxa" w:w="80"/>
+              <w:right w:type="dxa" w:w="120"/>
+            </w:tcMar>
+          </w:tcPr>
+          <w:p>
+            <w:r>
+              <w:rPr>
+                <w:b/>
+                <w:bCs/>
+              </w:rPr>
+              <w:t xml:space="preserve">Domain(s)</w:t>
+            </w:r>
+          </w:p>
+        </w:tc>
+      </w:tr>
+      <w:tr>
+        <w:tc>
+          <w:tcPr>
+            <w:tcW w:type="dxa" w:w="2300"/>
+            <w:tcBorders>
+              <w:top w:val="single" w:color="999999" w:sz="4"/>
+              <w:left w:val="single" w:color="999999" w:sz="4"/>
+              <w:bottom w:val="single" w:color="999999" w:sz="4"/>
+              <w:right w:val="single" w:color="999999" w:sz="4"/>
+            </w:tcBorders>
+            <w:tcMar>
+              <w:top w:type="dxa" w:w="80"/>
+              <w:left w:type="dxa" w:w="120"/>
+              <w:bottom w:type="dxa" w:w="80"/>
+              <w:right w:type="dxa" w:w="120"/>
+            </w:tcMar>
+          </w:tcPr>
+          <w:p>
+            <w:r>
+              <w:rPr>
+                <w:b w:val="false"/>
+                <w:bCs w:val="false"/>
+              </w:rPr>
+              <w:t xml:space="preserve">Account ↔ Contact</w:t>
+            </w:r>
+          </w:p>
+        </w:tc>
+        <w:tc>
+          <w:tcPr>
+            <w:tcW w:type="dxa" w:w="1500"/>
+            <w:tcBorders>
+              <w:top w:val="single" w:color="999999" w:sz="4"/>
+              <w:left w:val="single" w:color="999999" w:sz="4"/>
+              <w:bottom w:val="single" w:color="999999" w:sz="4"/>
+              <w:right w:val="single" w:color="999999" w:sz="4"/>
+            </w:tcBorders>
+            <w:tcMar>
+              <w:top w:type="dxa" w:w="80"/>
+              <w:left w:type="dxa" w:w="120"/>
+              <w:bottom w:type="dxa" w:w="80"/>
+              <w:right w:type="dxa" w:w="120"/>
+            </w:tcMar>
+          </w:tcPr>
+          <w:p>
+            <w:r>
+              <w:rPr>
+                <w:b w:val="false"/>
+                <w:bCs w:val="false"/>
+              </w:rPr>
+              <w:t xml:space="preserve">(Account / Contact)</w:t>
+            </w:r>
+          </w:p>
+        </w:tc>
+        <w:tc>
+          <w:tcPr>
+            <w:tcW w:type="dxa" w:w="1300"/>
+            <w:tcBorders>
+              <w:top w:val="single" w:color="999999" w:sz="4"/>
+              <w:left w:val="single" w:color="999999" w:sz="4"/>
+              <w:bottom w:val="single" w:color="999999" w:sz="4"/>
+              <w:right w:val="single" w:color="999999" w:sz="4"/>
+            </w:tcBorders>
+            <w:tcMar>
+              <w:top w:type="dxa" w:w="80"/>
+              <w:left w:type="dxa" w:w="120"/>
+              <w:bottom w:type="dxa" w:w="80"/>
+              <w:right w:type="dxa" w:w="120"/>
+            </w:tcMar>
+          </w:tcPr>
+          <w:p>
+            <w:r>
+              <w:rPr>
+                <w:b w:val="false"/>
+                <w:bCs w:val="false"/>
+              </w:rPr>
+              <w:t xml:space="preserve">manyToMany</w:t>
+            </w:r>
+          </w:p>
+        </w:tc>
+        <w:tc>
+          <w:tcPr>
+            <w:tcW w:type="dxa" w:w="2700"/>
+            <w:tcBorders>
+              <w:top w:val="single" w:color="999999" w:sz="4"/>
+              <w:left w:val="single" w:color="999999" w:sz="4"/>
+              <w:bottom w:val="single" w:color="999999" w:sz="4"/>
+              <w:right w:val="single" w:color="999999" w:sz="4"/>
+            </w:tcBorders>
+            <w:tcMar>
+              <w:top w:type="dxa" w:w="80"/>
+              <w:left w:type="dxa" w:w="120"/>
+              <w:bottom w:type="dxa" w:w="80"/>
+              <w:right w:type="dxa" w:w="120"/>
+            </w:tcMar>
+          </w:tcPr>
+          <w:p>
+            <w:r>
+              <w:rPr>
+                <w:b w:val="false"/>
+                <w:bCs w:val="false"/>
+              </w:rPr>
+              <w:t xml:space="preserve">None — native to the platform</w:t>
+            </w:r>
+          </w:p>
+        </w:tc>
+        <w:tc>
+          <w:tcPr>
+            <w:tcW w:type="dxa" w:w="1560"/>
+            <w:tcBorders>
+              <w:top w:val="single" w:color="999999" w:sz="4"/>
+              <w:left w:val="single" w:color="999999" w:sz="4"/>
+              <w:bottom w:val="single" w:color="999999" w:sz="4"/>
+              <w:right w:val="single" w:color="999999" w:sz="4"/>
+            </w:tcBorders>
+            <w:tcMar>
+              <w:top w:type="dxa" w:w="80"/>
+              <w:left w:type="dxa" w:w="120"/>
+              <w:bottom w:type="dxa" w:w="80"/>
+              <w:right w:type="dxa" w:w="120"/>
+            </w:tcMar>
+          </w:tcPr>
+          <w:p>
+            <w:r>
+              <w:rPr>
+                <w:b w:val="false"/>
+                <w:bCs w:val="false"/>
+              </w:rPr>
+              <w:t xml:space="preserve">FU; MN, MR, CR</w:t>
+            </w:r>
+          </w:p>
+        </w:tc>
+      </w:tr>
+      <w:tr>
+        <w:tc>
+          <w:tcPr>
+            <w:tcW w:type="dxa" w:w="2300"/>
+            <w:tcBorders>
+              <w:top w:val="single" w:color="999999" w:sz="4"/>
+              <w:left w:val="single" w:color="999999" w:sz="4"/>
+              <w:bottom w:val="single" w:color="999999" w:sz="4"/>
+              <w:right w:val="single" w:color="999999" w:sz="4"/>
+            </w:tcBorders>
+            <w:tcMar>
+              <w:top w:type="dxa" w:w="80"/>
+              <w:left w:type="dxa" w:w="120"/>
+              <w:bottom w:type="dxa" w:w="80"/>
+              <w:right w:type="dxa" w:w="120"/>
+            </w:tcMar>
+          </w:tcPr>
+          <w:p>
+            <w:r>
+              <w:rPr>
+                <w:b w:val="false"/>
+                <w:bCs w:val="false"/>
+              </w:rPr>
+              <w:t xml:space="preserve">Account → Contact (Assigned Sponsor Coordinator)</w:t>
+            </w:r>
+          </w:p>
+        </w:tc>
+        <w:tc>
+          <w:tcPr>
+            <w:tcW w:type="dxa" w:w="1500"/>
+            <w:tcBorders>
+              <w:top w:val="single" w:color="999999" w:sz="4"/>
+              <w:left w:val="single" w:color="999999" w:sz="4"/>
+              <w:bottom w:val="single" w:color="999999" w:sz="4"/>
+              <w:right w:val="single" w:color="999999" w:sz="4"/>
+            </w:tcBorders>
+            <w:tcMar>
+              <w:top w:type="dxa" w:w="80"/>
+              <w:left w:type="dxa" w:w="120"/>
+              <w:bottom w:type="dxa" w:w="80"/>
+              <w:right w:type="dxa" w:w="120"/>
+            </w:tcMar>
+          </w:tcPr>
+          <w:p>
+            <w:r>
+              <w:rPr>
+                <w:b w:val="false"/>
+                <w:bCs w:val="false"/>
+              </w:rPr>
+              <w:t xml:space="preserve">Contact</w:t>
+            </w:r>
+          </w:p>
+        </w:tc>
+        <w:tc>
+          <w:tcPr>
+            <w:tcW w:type="dxa" w:w="1300"/>
+            <w:tcBorders>
+              <w:top w:val="single" w:color="999999" w:sz="4"/>
+              <w:left w:val="single" w:color="999999" w:sz="4"/>
+              <w:bottom w:val="single" w:color="999999" w:sz="4"/>
+              <w:right w:val="single" w:color="999999" w:sz="4"/>
+            </w:tcBorders>
+            <w:tcMar>
+              <w:top w:type="dxa" w:w="80"/>
+              <w:left w:type="dxa" w:w="120"/>
+              <w:bottom w:type="dxa" w:w="80"/>
+              <w:right w:type="dxa" w:w="120"/>
+            </w:tcMar>
+          </w:tcPr>
+          <w:p>
+            <w:r>
+              <w:rPr>
+                <w:b w:val="false"/>
+                <w:bCs w:val="false"/>
+              </w:rPr>
+              <w:t xml:space="preserve">manyToOne</w:t>
+            </w:r>
+          </w:p>
+        </w:tc>
+        <w:tc>
+          <w:tcPr>
+            <w:tcW w:type="dxa" w:w="2700"/>
+            <w:tcBorders>
+              <w:top w:val="single" w:color="999999" w:sz="4"/>
+              <w:left w:val="single" w:color="999999" w:sz="4"/>
+              <w:bottom w:val="single" w:color="999999" w:sz="4"/>
+              <w:right w:val="single" w:color="999999" w:sz="4"/>
+            </w:tcBorders>
+            <w:tcMar>
+              <w:top w:type="dxa" w:w="80"/>
+              <w:left w:type="dxa" w:w="120"/>
+              <w:bottom w:type="dxa" w:w="80"/>
+              <w:right w:type="dxa" w:w="120"/>
+            </w:tcMar>
+          </w:tcPr>
+          <w:p>
+            <w:r>
+              <w:rPr>
+                <w:b w:val="false"/>
+                <w:bCs w:val="false"/>
+              </w:rPr>
+              <w:t xml:space="preserve">assignedSponsorCoordinatorLink in FU-Account.yaml</w:t>
+            </w:r>
+          </w:p>
+        </w:tc>
+        <w:tc>
+          <w:tcPr>
+            <w:tcW w:type="dxa" w:w="1560"/>
+            <w:tcBorders>
+              <w:top w:val="single" w:color="999999" w:sz="4"/>
+              <w:left w:val="single" w:color="999999" w:sz="4"/>
+              <w:bottom w:val="single" w:color="999999" w:sz="4"/>
+              <w:right w:val="single" w:color="999999" w:sz="4"/>
+            </w:tcBorders>
+            <w:tcMar>
+              <w:top w:type="dxa" w:w="80"/>
+              <w:left w:type="dxa" w:w="120"/>
+              <w:bottom w:type="dxa" w:w="80"/>
+              <w:right w:type="dxa" w:w="120"/>
+            </w:tcMar>
+          </w:tcPr>
+          <w:p>
+            <w:r>
+              <w:rPr>
+                <w:b w:val="false"/>
+                <w:bCs w:val="false"/>
+              </w:rPr>
+              <w:t xml:space="preserve">FU</w:t>
+            </w:r>
+          </w:p>
+        </w:tc>
+      </w:tr>
+      <w:tr>
+        <w:tc>
+          <w:tcPr>
+            <w:tcW w:type="dxa" w:w="2300"/>
+            <w:tcBorders>
+              <w:top w:val="single" w:color="999999" w:sz="4"/>
+              <w:left w:val="single" w:color="999999" w:sz="4"/>
+              <w:bottom w:val="single" w:color="999999" w:sz="4"/>
+              <w:right w:val="single" w:color="999999" w:sz="4"/>
+            </w:tcBorders>
+            <w:tcMar>
+              <w:top w:type="dxa" w:w="80"/>
+              <w:left w:type="dxa" w:w="120"/>
+              <w:bottom w:type="dxa" w:w="80"/>
+              <w:right w:type="dxa" w:w="120"/>
+            </w:tcMar>
+          </w:tcPr>
+          <w:p>
+            <w:r>
+              <w:rPr>
+                <w:b w:val="false"/>
+                <w:bCs w:val="false"/>
+              </w:rPr>
+              <w:t xml:space="preserve">Contribution → Contact (Donor)</w:t>
+            </w:r>
+          </w:p>
+        </w:tc>
+        <w:tc>
+          <w:tcPr>
+            <w:tcW w:type="dxa" w:w="1500"/>
+            <w:tcBorders>
+              <w:top w:val="single" w:color="999999" w:sz="4"/>
+              <w:left w:val="single" w:color="999999" w:sz="4"/>
+              <w:bottom w:val="single" w:color="999999" w:sz="4"/>
+              <w:right w:val="single" w:color="999999" w:sz="4"/>
+            </w:tcBorders>
+            <w:tcMar>
+              <w:top w:type="dxa" w:w="80"/>
+              <w:left w:type="dxa" w:w="120"/>
+              <w:bottom w:type="dxa" w:w="80"/>
+              <w:right w:type="dxa" w:w="120"/>
+            </w:tcMar>
+          </w:tcPr>
+          <w:p>
+            <w:r>
+              <w:rPr>
+                <w:b w:val="false"/>
+                <w:bCs w:val="false"/>
+              </w:rPr>
+              <w:t xml:space="preserve">Contact</w:t>
+            </w:r>
+          </w:p>
+        </w:tc>
+        <w:tc>
+          <w:tcPr>
+            <w:tcW w:type="dxa" w:w="1300"/>
+            <w:tcBorders>
+              <w:top w:val="single" w:color="999999" w:sz="4"/>
+              <w:left w:val="single" w:color="999999" w:sz="4"/>
+              <w:bottom w:val="single" w:color="999999" w:sz="4"/>
+              <w:right w:val="single" w:color="999999" w:sz="4"/>
+            </w:tcBorders>
+            <w:tcMar>
+              <w:top w:type="dxa" w:w="80"/>
+              <w:left w:type="dxa" w:w="120"/>
+              <w:bottom w:type="dxa" w:w="80"/>
+              <w:right w:type="dxa" w:w="120"/>
+            </w:tcMar>
+          </w:tcPr>
+          <w:p>
+            <w:r>
+              <w:rPr>
+                <w:b w:val="false"/>
+                <w:bCs w:val="false"/>
+              </w:rPr>
+              <w:t xml:space="preserve">manyToOne</w:t>
+            </w:r>
+          </w:p>
+        </w:tc>
+        <w:tc>
+          <w:tcPr>
+            <w:tcW w:type="dxa" w:w="2700"/>
+            <w:tcBorders>
+              <w:top w:val="single" w:color="999999" w:sz="4"/>
+              <w:left w:val="single" w:color="999999" w:sz="4"/>
+              <w:bottom w:val="single" w:color="999999" w:sz="4"/>
+              <w:right w:val="single" w:color="999999" w:sz="4"/>
+            </w:tcBorders>
+            <w:tcMar>
+              <w:top w:type="dxa" w:w="80"/>
+              <w:left w:type="dxa" w:w="120"/>
+              <w:bottom w:type="dxa" w:w="80"/>
+              <w:right w:type="dxa" w:w="120"/>
+            </w:tcMar>
+          </w:tcPr>
+          <w:p>
+            <w:r>
+              <w:rPr>
+                <w:b w:val="false"/>
+                <w:bCs w:val="false"/>
+              </w:rPr>
+              <w:t xml:space="preserve">contributionDonorContact in FU-Contribution.yaml</w:t>
+            </w:r>
+          </w:p>
+        </w:tc>
+        <w:tc>
+          <w:tcPr>
+            <w:tcW w:type="dxa" w:w="1560"/>
+            <w:tcBorders>
+              <w:top w:val="single" w:color="999999" w:sz="4"/>
+              <w:left w:val="single" w:color="999999" w:sz="4"/>
+              <w:bottom w:val="single" w:color="999999" w:sz="4"/>
+              <w:right w:val="single" w:color="999999" w:sz="4"/>
+            </w:tcBorders>
+            <w:tcMar>
+              <w:top w:type="dxa" w:w="80"/>
+              <w:left w:type="dxa" w:w="120"/>
+              <w:bottom w:type="dxa" w:w="80"/>
+              <w:right w:type="dxa" w:w="120"/>
+            </w:tcMar>
+          </w:tcPr>
+          <w:p>
+            <w:r>
+              <w:rPr>
+                <w:b w:val="false"/>
+                <w:bCs w:val="false"/>
+              </w:rPr>
+              <w:t xml:space="preserve">FU</w:t>
+            </w:r>
+          </w:p>
+        </w:tc>
+      </w:tr>
+      <w:tr>
+        <w:tc>
+          <w:tcPr>
+            <w:tcW w:type="dxa" w:w="2300"/>
+            <w:tcBorders>
+              <w:top w:val="single" w:color="999999" w:sz="4"/>
+              <w:left w:val="single" w:color="999999" w:sz="4"/>
+              <w:bottom w:val="single" w:color="999999" w:sz="4"/>
+              <w:right w:val="single" w:color="999999" w:sz="4"/>
+            </w:tcBorders>
+            <w:tcMar>
+              <w:top w:type="dxa" w:w="80"/>
+              <w:left w:type="dxa" w:w="120"/>
+              <w:bottom w:type="dxa" w:w="80"/>
+              <w:right w:type="dxa" w:w="120"/>
+            </w:tcMar>
+          </w:tcPr>
+          <w:p>
+            <w:r>
+              <w:rPr>
+                <w:b w:val="false"/>
+                <w:bCs w:val="false"/>
+              </w:rPr>
+              <w:t xml:space="preserve">Contribution → Account (Donor / Funder)</w:t>
+            </w:r>
+          </w:p>
+        </w:tc>
+        <w:tc>
+          <w:tcPr>
+            <w:tcW w:type="dxa" w:w="1500"/>
+            <w:tcBorders>
+              <w:top w:val="single" w:color="999999" w:sz="4"/>
+              <w:left w:val="single" w:color="999999" w:sz="4"/>
+              <w:bottom w:val="single" w:color="999999" w:sz="4"/>
+              <w:right w:val="single" w:color="999999" w:sz="4"/>
+            </w:tcBorders>
+            <w:tcMar>
+              <w:top w:type="dxa" w:w="80"/>
+              <w:left w:type="dxa" w:w="120"/>
+              <w:bottom w:type="dxa" w:w="80"/>
+              <w:right w:type="dxa" w:w="120"/>
+            </w:tcMar>
+          </w:tcPr>
+          <w:p>
+            <w:r>
+              <w:rPr>
+                <w:b w:val="false"/>
+                <w:bCs w:val="false"/>
+              </w:rPr>
+              <w:t xml:space="preserve">Account</w:t>
+            </w:r>
+          </w:p>
+        </w:tc>
+        <w:tc>
+          <w:tcPr>
+            <w:tcW w:type="dxa" w:w="1300"/>
+            <w:tcBorders>
+              <w:top w:val="single" w:color="999999" w:sz="4"/>
+              <w:left w:val="single" w:color="999999" w:sz="4"/>
+              <w:bottom w:val="single" w:color="999999" w:sz="4"/>
+              <w:right w:val="single" w:color="999999" w:sz="4"/>
+            </w:tcBorders>
+            <w:tcMar>
+              <w:top w:type="dxa" w:w="80"/>
+              <w:left w:type="dxa" w:w="120"/>
+              <w:bottom w:type="dxa" w:w="80"/>
+              <w:right w:type="dxa" w:w="120"/>
+            </w:tcMar>
+          </w:tcPr>
+          <w:p>
+            <w:r>
+              <w:rPr>
+                <w:b w:val="false"/>
+                <w:bCs w:val="false"/>
+              </w:rPr>
+              <w:t xml:space="preserve">manyToOne</w:t>
+            </w:r>
+          </w:p>
+        </w:tc>
+        <w:tc>
+          <w:tcPr>
+            <w:tcW w:type="dxa" w:w="2700"/>
+            <w:tcBorders>
+              <w:top w:val="single" w:color="999999" w:sz="4"/>
+              <w:left w:val="single" w:color="999999" w:sz="4"/>
+              <w:bottom w:val="single" w:color="999999" w:sz="4"/>
+              <w:right w:val="single" w:color="999999" w:sz="4"/>
+            </w:tcBorders>
+            <w:tcMar>
+              <w:top w:type="dxa" w:w="80"/>
+              <w:left w:type="dxa" w:w="120"/>
+              <w:bottom w:type="dxa" w:w="80"/>
+              <w:right w:type="dxa" w:w="120"/>
+            </w:tcMar>
+          </w:tcPr>
+          <w:p>
+            <w:r>
+              <w:rPr>
+                <w:b w:val="false"/>
+                <w:bCs w:val="false"/>
+              </w:rPr>
+              <w:t xml:space="preserve">contributionDonorAccount in FU-Contribution.yaml</w:t>
+            </w:r>
+          </w:p>
+        </w:tc>
+        <w:tc>
+          <w:tcPr>
+            <w:tcW w:type="dxa" w:w="1560"/>
+            <w:tcBorders>
+              <w:top w:val="single" w:color="999999" w:sz="4"/>
+              <w:left w:val="single" w:color="999999" w:sz="4"/>
+              <w:bottom w:val="single" w:color="999999" w:sz="4"/>
+              <w:right w:val="single" w:color="999999" w:sz="4"/>
+            </w:tcBorders>
+            <w:tcMar>
+              <w:top w:type="dxa" w:w="80"/>
+              <w:left w:type="dxa" w:w="120"/>
+              <w:bottom w:type="dxa" w:w="80"/>
+              <w:right w:type="dxa" w:w="120"/>
+            </w:tcMar>
+          </w:tcPr>
+          <w:p>
+            <w:r>
+              <w:rPr>
+                <w:b w:val="false"/>
+                <w:bCs w:val="false"/>
+              </w:rPr>
+              <w:t xml:space="preserve">FU</w:t>
+            </w:r>
+          </w:p>
+        </w:tc>
+      </w:tr>
+      <w:tr>
+        <w:tc>
+          <w:tcPr>
+            <w:tcW w:type="dxa" w:w="2300"/>
+            <w:tcBorders>
+              <w:top w:val="single" w:color="999999" w:sz="4"/>
+              <w:left w:val="single" w:color="999999" w:sz="4"/>
+              <w:bottom w:val="single" w:color="999999" w:sz="4"/>
+              <w:right w:val="single" w:color="999999" w:sz="4"/>
+            </w:tcBorders>
+            <w:tcMar>
+              <w:top w:type="dxa" w:w="80"/>
+              <w:left w:type="dxa" w:w="120"/>
+              <w:bottom w:type="dxa" w:w="80"/>
+              <w:right w:type="dxa" w:w="120"/>
+            </w:tcMar>
+          </w:tcPr>
+          <w:p>
+            <w:r>
+              <w:rPr>
+                <w:b w:val="false"/>
+                <w:bCs w:val="false"/>
+              </w:rPr>
+              <w:t xml:space="preserve">Contribution → Fundraising Campaign</w:t>
+            </w:r>
+          </w:p>
+        </w:tc>
+        <w:tc>
+          <w:tcPr>
+            <w:tcW w:type="dxa" w:w="1500"/>
+            <w:tcBorders>
+              <w:top w:val="single" w:color="999999" w:sz="4"/>
+              <w:left w:val="single" w:color="999999" w:sz="4"/>
+              <w:bottom w:val="single" w:color="999999" w:sz="4"/>
+              <w:right w:val="single" w:color="999999" w:sz="4"/>
+            </w:tcBorders>
+            <w:tcMar>
+              <w:top w:type="dxa" w:w="80"/>
+              <w:left w:type="dxa" w:w="120"/>
+              <w:bottom w:type="dxa" w:w="80"/>
+              <w:right w:type="dxa" w:w="120"/>
+            </w:tcMar>
+          </w:tcPr>
+          <w:p>
+            <w:r>
+              <w:rPr>
+                <w:b w:val="false"/>
+                <w:bCs w:val="false"/>
+              </w:rPr>
+              <w:t xml:space="preserve">Fundraising Campaign</w:t>
+            </w:r>
+          </w:p>
+        </w:tc>
+        <w:tc>
+          <w:tcPr>
+            <w:tcW w:type="dxa" w:w="1300"/>
+            <w:tcBorders>
+              <w:top w:val="single" w:color="999999" w:sz="4"/>
+              <w:left w:val="single" w:color="999999" w:sz="4"/>
+              <w:bottom w:val="single" w:color="999999" w:sz="4"/>
+              <w:right w:val="single" w:color="999999" w:sz="4"/>
+            </w:tcBorders>
+            <w:tcMar>
+              <w:top w:type="dxa" w:w="80"/>
+              <w:left w:type="dxa" w:w="120"/>
+              <w:bottom w:type="dxa" w:w="80"/>
+              <w:right w:type="dxa" w:w="120"/>
+            </w:tcMar>
+          </w:tcPr>
+          <w:p>
+            <w:r>
+              <w:rPr>
+                <w:b w:val="false"/>
+                <w:bCs w:val="false"/>
+              </w:rPr>
+              <w:t xml:space="preserve">manyToOne</w:t>
+            </w:r>
+          </w:p>
+        </w:tc>
+        <w:tc>
+          <w:tcPr>
+            <w:tcW w:type="dxa" w:w="2700"/>
+            <w:tcBorders>
+              <w:top w:val="single" w:color="999999" w:sz="4"/>
+              <w:left w:val="single" w:color="999999" w:sz="4"/>
+              <w:bottom w:val="single" w:color="999999" w:sz="4"/>
+              <w:right w:val="single" w:color="999999" w:sz="4"/>
+            </w:tcBorders>
+            <w:tcMar>
+              <w:top w:type="dxa" w:w="80"/>
+              <w:left w:type="dxa" w:w="120"/>
+              <w:bottom w:type="dxa" w:w="80"/>
+              <w:right w:type="dxa" w:w="120"/>
+            </w:tcMar>
+          </w:tcPr>
+          <w:p>
+            <w:r>
+              <w:rPr>
+                <w:b w:val="false"/>
+                <w:bCs w:val="false"/>
+              </w:rPr>
+              <w:t xml:space="preserve">contributionCampaign in FU-Contribution.yaml</w:t>
+            </w:r>
+          </w:p>
+        </w:tc>
+        <w:tc>
+          <w:tcPr>
+            <w:tcW w:type="dxa" w:w="1560"/>
+            <w:tcBorders>
+              <w:top w:val="single" w:color="999999" w:sz="4"/>
+              <w:left w:val="single" w:color="999999" w:sz="4"/>
+              <w:bottom w:val="single" w:color="999999" w:sz="4"/>
+              <w:right w:val="single" w:color="999999" w:sz="4"/>
+            </w:tcBorders>
+            <w:tcMar>
+              <w:top w:type="dxa" w:w="80"/>
+              <w:left w:type="dxa" w:w="120"/>
+              <w:bottom w:type="dxa" w:w="80"/>
+              <w:right w:type="dxa" w:w="120"/>
+            </w:tcMar>
+          </w:tcPr>
+          <w:p>
+            <w:r>
+              <w:rPr>
+                <w:b w:val="false"/>
+                <w:bCs w:val="false"/>
+              </w:rPr>
+              <w:t xml:space="preserve">FU</w:t>
+            </w:r>
+          </w:p>
+        </w:tc>
+      </w:tr>
+      <w:tr>
+        <w:tc>
+          <w:tcPr>
+            <w:tcW w:type="dxa" w:w="2300"/>
+            <w:tcBorders>
+              <w:top w:val="single" w:color="999999" w:sz="4"/>
+              <w:left w:val="single" w:color="999999" w:sz="4"/>
+              <w:bottom w:val="single" w:color="999999" w:sz="4"/>
+              <w:right w:val="single" w:color="999999" w:sz="4"/>
+            </w:tcBorders>
+            <w:tcMar>
+              <w:top w:type="dxa" w:w="80"/>
+              <w:left w:type="dxa" w:w="120"/>
+              <w:bottom w:type="dxa" w:w="80"/>
+              <w:right w:type="dxa" w:w="120"/>
+            </w:tcMar>
+          </w:tcPr>
+          <w:p>
+            <w:r>
+              <w:rPr>
+                <w:b w:val="false"/>
+                <w:bCs w:val="false"/>
+              </w:rPr>
+              <w:t xml:space="preserve">Engagement → Account (Client Organization)</w:t>
+            </w:r>
+          </w:p>
+        </w:tc>
+        <w:tc>
+          <w:tcPr>
+            <w:tcW w:type="dxa" w:w="1500"/>
+            <w:tcBorders>
+              <w:top w:val="single" w:color="999999" w:sz="4"/>
+              <w:left w:val="single" w:color="999999" w:sz="4"/>
+              <w:bottom w:val="single" w:color="999999" w:sz="4"/>
+              <w:right w:val="single" w:color="999999" w:sz="4"/>
+            </w:tcBorders>
+            <w:tcMar>
+              <w:top w:type="dxa" w:w="80"/>
+              <w:left w:type="dxa" w:w="120"/>
+              <w:bottom w:type="dxa" w:w="80"/>
+              <w:right w:type="dxa" w:w="120"/>
+            </w:tcMar>
+          </w:tcPr>
+          <w:p>
+            <w:r>
+              <w:rPr>
+                <w:b w:val="false"/>
+                <w:bCs w:val="false"/>
+              </w:rPr>
+              <w:t xml:space="preserve">Account</w:t>
+            </w:r>
+          </w:p>
+        </w:tc>
+        <w:tc>
+          <w:tcPr>
+            <w:tcW w:type="dxa" w:w="1300"/>
+            <w:tcBorders>
+              <w:top w:val="single" w:color="999999" w:sz="4"/>
+              <w:left w:val="single" w:color="999999" w:sz="4"/>
+              <w:bottom w:val="single" w:color="999999" w:sz="4"/>
+              <w:right w:val="single" w:color="999999" w:sz="4"/>
+            </w:tcBorders>
+            <w:tcMar>
+              <w:top w:type="dxa" w:w="80"/>
+              <w:left w:type="dxa" w:w="120"/>
+              <w:bottom w:type="dxa" w:w="80"/>
+              <w:right w:type="dxa" w:w="120"/>
+            </w:tcMar>
+          </w:tcPr>
+          <w:p>
+            <w:r>
+              <w:rPr>
+                <w:b w:val="false"/>
+                <w:bCs w:val="false"/>
+              </w:rPr>
+              <w:t xml:space="preserve">manyToOne</w:t>
+            </w:r>
+          </w:p>
+        </w:tc>
+        <w:tc>
+          <w:tcPr>
+            <w:tcW w:type="dxa" w:w="2700"/>
+            <w:tcBorders>
+              <w:top w:val="single" w:color="999999" w:sz="4"/>
+              <w:left w:val="single" w:color="999999" w:sz="4"/>
+              <w:bottom w:val="single" w:color="999999" w:sz="4"/>
+              <w:right w:val="single" w:color="999999" w:sz="4"/>
+            </w:tcBorders>
+            <w:tcMar>
+              <w:top w:type="dxa" w:w="80"/>
+              <w:left w:type="dxa" w:w="120"/>
+              <w:bottom w:type="dxa" w:w="80"/>
+              <w:right w:type="dxa" w:w="120"/>
+            </w:tcMar>
+          </w:tcPr>
+          <w:p>
+            <w:r>
+              <w:rPr>
+                <w:b w:val="false"/>
+                <w:bCs w:val="false"/>
+              </w:rPr>
+              <w:t xml:space="preserve">engagementClientOrganization in MN-Engagement.yaml</w:t>
+            </w:r>
+          </w:p>
+        </w:tc>
+        <w:tc>
+          <w:tcPr>
+            <w:tcW w:type="dxa" w:w="1560"/>
+            <w:tcBorders>
+              <w:top w:val="single" w:color="999999" w:sz="4"/>
+              <w:left w:val="single" w:color="999999" w:sz="4"/>
+              <w:bottom w:val="single" w:color="999999" w:sz="4"/>
+              <w:right w:val="single" w:color="999999" w:sz="4"/>
+            </w:tcBorders>
+            <w:tcMar>
+              <w:top w:type="dxa" w:w="80"/>
+              <w:left w:type="dxa" w:w="120"/>
+              <w:bottom w:type="dxa" w:w="80"/>
+              <w:right w:type="dxa" w:w="120"/>
+            </w:tcMar>
+          </w:tcPr>
+          <w:p>
+            <w:r>
+              <w:rPr>
+                <w:b w:val="false"/>
+                <w:bCs w:val="false"/>
+              </w:rPr>
+              <w:t xml:space="preserve">MN (read-only consumption by FU for territory attribution per FU-REPORT)</w:t>
+            </w:r>
+          </w:p>
+        </w:tc>
+      </w:tr>
+    </w:tbl>
+    <w:p>
+      <w:r>
+        <w:rPr>
+          <w:b/>
+          <w:bCs/>
+        </w:rPr>
+        <w:t xml:space="preserve">Note on the Account ↔ Contact relationship: </w:t>
+      </w:r>
+      <w:r>
+        <w:rPr>
+          <w:b w:val="false"/>
+          <w:bCs w:val="false"/>
+        </w:rPr>
+        <w:t xml:space="preserve">This relationship is provided natively by the underlying platform's Person/Company entity types and requires no YAML declaration. The Account-Contact relationship is shared across all four CBM domains (MN, MR, CR, FU). In FU it links individual donors (Contact records with contactType including Donor) to organizational funders (Account records with funderStatus populated), and supports per-organization donor rollups visible to the Donor / Sponsor Coordinator.</w:t>
+      </w:r>
+    </w:p>
+    <w:p>
+      <w:r>
+        <w:rPr>
+          <w:b/>
+          <w:bCs/>
+        </w:rPr>
+        <w:t xml:space="preserve">Note on cross-domain consumption from the Mentoring (MN) domain: </w:t>
+      </w:r>
+      <w:r>
+        <w:rPr>
+          <w:b w:val="false"/>
+          <w:bCs w:val="false"/>
+        </w:rPr>
+        <w:t xml:space="preserve">FU-REPORT consumes Mentoring-domain Engagement and Session records for territory-attributed program-impact reporting (the Mentoring Service Delivery by Funding Territory report and related metrics). The Engagement → Account (Client Organization) relationship is the structural anchor for territory attribution: territory is read from the Account on the Engagement, and Session-level rollups chain through their parent Engagement to inherit the same territory. The relationship is owned by MN and declared in MN-Engagement.yaml; FU only reads. Listed here once on the Engagement side; the Session-level chain is documented as a derived consumption path rather than as a separate row to avoid inverse-listing the MN-internal native parent link (Engagement → Session via the Event-type parent link), which is already documented in the Mentoring Domain PRD.</w:t>
+      </w:r>
+    </w:p>
+    <w:p>
+      <w:r>
+        <w:rPr>
+          <w:b/>
+          <w:bCs/>
+        </w:rPr>
+        <w:t xml:space="preserve">Note on the Active Donors and Funders Sweep List union view: </w:t>
+      </w:r>
+      <w:r>
+        <w:rPr>
+          <w:b w:val="false"/>
+          <w:bCs w:val="false"/>
+        </w:rPr>
+        <w:t xml:space="preserve">The cross-entity union (Contact + Account) consumed by FU-MC-UV-001 to produce the Active Donors and Funders Sweep List for FU-STEWARD is implemented as a saved-view post-deployment configuration, not a YAML-declarable relationship. It does not appear in this table. Per the methodology guide v1.6, only YAML-declarable relationships and native platform relationships appear in the Entity Relationships sub-section; saved-view aggregations and similar UI-level constructs belong in MANUAL-CONFIG.</w:t>
+      </w:r>
+    </w:p>
+    <w:p>
+      <w:pPr>
+        <w:pStyle w:val="Heading2"/>
+      </w:pPr>
+      <w:r>
+        <w:rPr>
+          <w:b w:val="false"/>
+          <w:bCs w:val="false"/>
+        </w:rPr>
         <w:t xml:space="preserve">4.1 Contact Entity</w:t>
       </w:r>
     </w:p>
@@ -21536,6 +22557,60 @@
           </w:p>
         </w:tc>
       </w:tr>
+      <w:tr>
+        <w:tc>
+          <w:tcPr>
+            <w:tcW w:type="dxa" w:w="2400"/>
+            <w:tcBorders>
+              <w:top w:val="single" w:color="999999" w:sz="4"/>
+              <w:left w:val="single" w:color="999999" w:sz="4"/>
+              <w:bottom w:val="single" w:color="999999" w:sz="4"/>
+              <w:right w:val="single" w:color="999999" w:sz="4"/>
+            </w:tcBorders>
+            <w:tcMar>
+              <w:top w:type="dxa" w:w="80"/>
+              <w:left w:type="dxa" w:w="120"/>
+              <w:bottom w:type="dxa" w:w="80"/>
+              <w:right w:type="dxa" w:w="120"/>
+            </w:tcMar>
+          </w:tcPr>
+          <w:p>
+            <w:r>
+              <w:rPr>
+                <w:b w:val="false"/>
+                <w:bCs w:val="false"/>
+              </w:rPr>
+              <w:t xml:space="preserve">FU-RECON-DEC-004</w:t>
+            </w:r>
+          </w:p>
+        </w:tc>
+        <w:tc>
+          <w:tcPr>
+            <w:tcW w:type="dxa" w:w="6960"/>
+            <w:tcBorders>
+              <w:top w:val="single" w:color="999999" w:sz="4"/>
+              <w:left w:val="single" w:color="999999" w:sz="4"/>
+              <w:bottom w:val="single" w:color="999999" w:sz="4"/>
+              <w:right w:val="single" w:color="999999" w:sz="4"/>
+            </w:tcBorders>
+            <w:tcMar>
+              <w:top w:type="dxa" w:w="80"/>
+              <w:left w:type="dxa" w:w="120"/>
+              <w:bottom w:type="dxa" w:w="80"/>
+              <w:right w:type="dxa" w:w="120"/>
+            </w:tcMar>
+          </w:tcPr>
+          <w:p>
+            <w:r>
+              <w:rPr>
+                <w:b w:val="false"/>
+                <w:bCs w:val="false"/>
+              </w:rPr>
+              <w:t xml:space="preserve">Section 4 of the Domain PRD now opens with a consolidated Entity Relationships sub-section enumerating every FU-domain-relevant relationship in a single table, structurally parallel to the per-entity Relationships sub-sections in the Entity PRDs. Brings the Domain PRD into alignment with methodology guide v1.6 (Phase 7 Domain Reconciliation Guide). Source precedent: CBM-Domain-PRD-Mentoring v1.1 (05-05-26).</w:t>
+            </w:r>
+          </w:p>
+        </w:tc>
+      </w:tr>
     </w:tbl>
     <w:p>
       <w:r>
@@ -23506,6 +24581,86 @@
                 <w:bCs w:val="false"/>
               </w:rPr>
               <w:t xml:space="preserve">Initial release. Phase 7 Domain Reconciliation output, produced from a single-session reconciliation conducted 05-01-26 per crmbuilder/PRDs/process/interviews/guide-domain-reconciliation.md v1.5. Seven sections: Domain Overview (mission tie-in, scope and boundaries, flat-domain structure, four-process inventory and lifecycle, cross-domain dependencies including Mentoring-domain read-only consumption, implementation-tier summary); Personas (three: MST-PER-010 Donor / Sponsor Coordinator as sole or primary operator, MST-PER-002 Executive Member as read-only consumer and informal participant, MST-PER-001 System Administrator as implicit through visibility rules); Business Processes (FU-PROSPECT, FU-RECORD, FU-STEWARD, FU-REPORT — each with eight subsections covering purpose, triggers, personas, workflow, completion, requirements, process data, data collected; conflict resolutions applied: giftType seven-value list per FU-RECON-DEC-001, contributionType three-value enum per FU-RECON-DEC-002, Active-to-Closed transition framing per FU-RECON-DEC-003); Data Reference (consolidated by entity — Contact, Account, Contribution, Fundraising Campaign, plus Engagement and Session for the Mentoring Service Delivery by Funding Territory report); Decisions Made (compiled from all four process documents and the four Entity PRDs, plus the three FU-RECON-DEC reconciliation decisions; EI-ISS-001 noted as resolved by CONTR-DEC-004); Open Issues (eight entries: FU-PROSPECT-ISS-001, FU-REPORT-ISS-002, FU-REPORT-ISS-003, FU-REPORT-ISS-004, CON-ISS-004, FU-RECON-ISS-001, FU-RECON-ISS-002, FU-RECON-ISS-003); Interview Transcript (eleven topic-organized Q/A entries covering the conflict-detection sweep, with inline Decision callouts cross-referencing FU-RECON-DEC-001 / 002 / 003). Three reconciliation decisions recorded; three carry-forward items logged. Status: Draft — awaiting Phase 8 Stakeholder Review.</w:t>
+            </w:r>
+          </w:p>
+        </w:tc>
+      </w:tr>
+      <w:tr>
+        <w:tc>
+          <w:tcPr>
+            <w:tcW w:type="dxa" w:w="800"/>
+            <w:tcBorders>
+              <w:top w:val="single" w:color="999999" w:sz="4"/>
+              <w:left w:val="single" w:color="999999" w:sz="4"/>
+              <w:bottom w:val="single" w:color="999999" w:sz="4"/>
+              <w:right w:val="single" w:color="999999" w:sz="4"/>
+            </w:tcBorders>
+            <w:tcMar>
+              <w:top w:type="dxa" w:w="80"/>
+              <w:left w:type="dxa" w:w="120"/>
+              <w:bottom w:type="dxa" w:w="80"/>
+              <w:right w:type="dxa" w:w="120"/>
+            </w:tcMar>
+          </w:tcPr>
+          <w:p>
+            <w:r>
+              <w:rPr>
+                <w:b w:val="false"/>
+                <w:bCs w:val="false"/>
+              </w:rPr>
+              <w:t xml:space="preserve">1.1</w:t>
+            </w:r>
+          </w:p>
+        </w:tc>
+        <w:tc>
+          <w:tcPr>
+            <w:tcW w:type="dxa" w:w="1500"/>
+            <w:tcBorders>
+              <w:top w:val="single" w:color="999999" w:sz="4"/>
+              <w:left w:val="single" w:color="999999" w:sz="4"/>
+              <w:bottom w:val="single" w:color="999999" w:sz="4"/>
+              <w:right w:val="single" w:color="999999" w:sz="4"/>
+            </w:tcBorders>
+            <w:tcMar>
+              <w:top w:type="dxa" w:w="80"/>
+              <w:left w:type="dxa" w:w="120"/>
+              <w:bottom w:type="dxa" w:w="80"/>
+              <w:right w:type="dxa" w:w="120"/>
+            </w:tcMar>
+          </w:tcPr>
+          <w:p>
+            <w:r>
+              <w:rPr>
+                <w:b w:val="false"/>
+                <w:bCs w:val="false"/>
+              </w:rPr>
+              <w:t xml:space="preserve">05-05-26 18:10</w:t>
+            </w:r>
+          </w:p>
+        </w:tc>
+        <w:tc>
+          <w:tcPr>
+            <w:tcW w:type="dxa" w:w="7060"/>
+            <w:tcBorders>
+              <w:top w:val="single" w:color="999999" w:sz="4"/>
+              <w:left w:val="single" w:color="999999" w:sz="4"/>
+              <w:bottom w:val="single" w:color="999999" w:sz="4"/>
+              <w:right w:val="single" w:color="999999" w:sz="4"/>
+            </w:tcBorders>
+            <w:tcMar>
+              <w:top w:type="dxa" w:w="80"/>
+              <w:left w:type="dxa" w:w="120"/>
+              <w:bottom w:type="dxa" w:w="80"/>
+              <w:right w:type="dxa" w:w="120"/>
+            </w:tcMar>
+          </w:tcPr>
+          <w:p>
+            <w:r>
+              <w:rPr>
+                <w:b w:val="false"/>
+                <w:bCs w:val="false"/>
+              </w:rPr>
+              <w:t xml:space="preserve">Section 4 propagation per methodology guide v1.6 (Domain PRD Entity Relationships sub-section convention). Section 4 now opens with a consolidated Entity Relationships sub-section enumerating six FU-domain-relevant relationships in a single table, structurally parallel to the per-entity Relationships sub-sections in the Entity PRDs. Three explanatory notes added covering the native Account ↔ Contact relationship, the cross-domain consumption from MN (Engagement and Session for territory attribution per FU-REPORT), and the explicit exclusion of the Active Donors and Funders Sweep List union view (saved-view post-deployment, not a YAML relationship). New Decisions Made entry FU-RECON-DEC-004 records the rationale. Status remains Approved — Phase 8 Stakeholder Review complete (05-01-26); structural sub-section addition v1.1 (05-05-26) does not require re-review per the established Approved-document handling pattern. Source precedent: CBM-Domain-PRD-Mentoring v1.1 (05-05-26).</w:t>
             </w:r>
           </w:p>
         </w:tc>
